--- a/MIMs-latest-ga.docx
+++ b/MIMs-latest-ga.docx
@@ -86,7 +86,7 @@
           <w:color w:val="003399"/>
           <w:sz w:val="52"/>
         </w:rPr>
-        <w:t>Seicliosta Soláthair a úsáideann na Meicníochtaí Idir-inoibritheachta Íosta (MIMs)</w:t>
+        <w:t>Seicliosta Soláthair bunaithe ar na Meicníochtaí Idir-inoibritheachta Íosta (MIMs)</w:t>
       </w:r>
     </w:p>
     <w:p>
@@ -101,7 +101,7 @@
           <w:color w:val="C2186F"/>
           <w:sz w:val="30"/>
         </w:rPr>
-        <w:t>Cad le cur i dtairiscint ionas go gcoimeádfaidh do chathair a cuid sonraí</w:t>
+        <w:t>Cad ba cheart a shonrú i ndoiciméid tairisceana ionas go gcoinneoidh an chathair smacht ar a sonraí</w:t>
       </w:r>
     </w:p>
     <w:p>
@@ -116,7 +116,7 @@
           <w:color w:val="5A5A6E"/>
           <w:sz w:val="22"/>
         </w:rPr>
-        <w:t>Do MIMs Plus 9.0 le OASC</w:t>
+        <w:t>Sonraíocht: MIMs Plus 9.0 le OASC</w:t>
       </w:r>
     </w:p>
     <w:p>
@@ -131,7 +131,7 @@
           <w:color w:val="5A5A6E"/>
           <w:sz w:val="18"/>
         </w:rPr>
-        <w:t>D'oifigigh soláthair, do bhainisteoirí tionscadail agus do Phríomhoifigigh Faisnéise de chuid bardais Eorpacha</w:t>
+        <w:t>D'oifigigh soláthair, do bhainisteoirí tionscadail agus do bhainisteoirí TF de chuid bardais Eorpacha</w:t>
       </w:r>
     </w:p>
     <w:p>
@@ -165,7 +165,7 @@
           <w:color w:val="003399"/>
           <w:sz w:val="36"/>
         </w:rPr>
-        <w:t>Cén fáth an leabhrán seo</w:t>
+        <w:t>Cuspóir an leabhráin seo</w:t>
       </w:r>
     </w:p>
     <w:p>
@@ -191,7 +191,7 @@
           <w:i w:val="0"/>
           <w:sz w:val="21"/>
         </w:rPr>
-        <w:t>Ní gá go mbeadh sé mar seo. Déanann na Meicníochtaí Idir-inoibritheachta Íosta (MIMs), atá á gcothabháil ag Open &amp; Agile Smart Cities (OASC) agus formhuinithe tríd an ngluaiseacht Eorpach living-in.eu, cur síos ar na híoscheanglais theicniúla a choimeádann do chuid sonraí oscailte, ath-inúsáidte agus neodrach ó thaobh díoltóra de. Tá siad d'aon ghnó beag: ní ailtireacht mhór atá iontu, ach na fíorbheagán rudaí nach mór a bheith fíor ionas gur féidir le córais caint le chéile.</w:t>
+        <w:t>Ní gá go mbeadh sé mar seo. Déanann na Meicníochtaí Idir-inoibritheachta Íosta (MIMs), atá á gcothabháil ag Open &amp; Agile Smart Cities (OASC) agus formhuinithe tríd an ngluaiseacht Eorpach living-in.eu, cur síos ar na híoscheanglais theicniúla a choimeádann do chuid sonraí oscailte, ath-inúsáidte agus neodrach ó thaobh díoltóra de. Tá siad d'aon ghnó beag: ní ailtireacht mhór atá iontu, ach an corrchoinníoll nach mór a bheith i bhfeidhm ionas gur féidir le córais sonraí a mhalartú.</w:t>
       </w:r>
     </w:p>
     <w:p>
@@ -204,7 +204,7 @@
           <w:i w:val="0"/>
           <w:sz w:val="21"/>
         </w:rPr>
-        <w:t>Ní gá duit a bheith i d'innealtóir chun iad a úsáid. Déanann gach seicliosta míreanna seicliosta i ngnáthfhocail de cheann amháin de na MIMs ar féidir leat a chóipeáil isteach i dtairiscint, mar aon leis an gcúis a gcosnaíonn gach ceann díobh thú. Díreach i ndiaidh an tseicliosta aimsíonn tú gach ceanglas de chuid an MIM sin, focal ar fhocal, ionas gur féidir le do chomhghleacaithe teicniúla agus le do thairgeoirí na sonraí a sheiceáil.</w:t>
+        <w:t>Níl gá le cúlra teicniúil chun an leabhrán seo a úsáid. Déanann gach seicliosta míreanna seicliosta i ngnáthfhocail de cheann amháin de na MIMs ar féidir leat a chóipeáil isteach i dtairiscint, mar aon leis an gcúis a gcosnaíonn gach ceann díobh thú. Díreach i ndiaidh an tseicliosta aimsíonn tú gach ceanglas de chuid an MIM sin, focal ar fhocal, ionas gur féidir le do chomhghleacaithe teicniúla agus le do thairgeoirí na sonraí a sheiceáil.</w:t>
       </w:r>
     </w:p>
     <w:p>
@@ -247,11 +247,11 @@
               </w:rPr>
               <w:t>“Cumasaíonn na meicníochtaí idir-inoibritheachta íosta (MIMs) leibhéal íosta ach leordhóthanach idir-inoibritheachta do shonraí, do chórais agus do sheirbhísí go sonrach i gcomhthéacs réiteach cathrach cliste.</w:t>
               <w:br/>
-              <w:t>Is iad an lucht féachana beartaithe don doiciméad seo:</w:t>
+              <w:t>Is iad an sprioc-lucht léitheoireachta don doiciméad seo:</w:t>
               <w:br/>
               <w:t>1. Soláthraithe réiteach ar mian leo a chinntiú go bhfuil a gcuid réiteach idir-inoibritheach le réitigh eile agus go gceadaíonn siad malartú sreabhach sonraí laistigh de chomhthéacs Cathracha agus Pobail Chliste.</w:t>
               <w:br/>
-              <w:t>2. Soláthróirí ar mian leo réitigh a sholáthar a bheidh oiriúnach don todhchaí agus a cheadaíonn comhtháthú cost-éifeachtach laistigh d'ailtireacht Theicneolaíocht na Faisnéise agus na Cumarsáide (TFC) atá ann cheana do Chathracha agus Pobail Chliste.”</w:t>
+              <w:t>2. Ceannaitheoirí ar mian leo réitigh a sholáthar a bheidh oiriúnach don todhchaí agus a cheadaíonn comhtháthú cost-éifeachtach laistigh d'ailtireacht Theicneolaíocht na Faisnéise agus na Cumarsáide (TFC) atá ann cheana do Chathracha agus Pobail Chliste.”</w:t>
             </w:r>
           </w:p>
         </w:tc>
@@ -451,7 +451,7 @@
                 <w:i w:val="0"/>
                 <w:sz w:val="19"/>
               </w:rPr>
-              <w:t>buntreoir chibearshlándála; cinneann an dlí náisiúnta cé chomh fada a chlúdaíonn sí an riarachán áitiúil.</w:t>
+              <w:t>bonnlíne chibearshlándála; cinneann an dlí náisiúnta cé chomh fada a chlúdaíonn sí an riarachán áitiúil.</w:t>
             </w:r>
           </w:p>
           <w:p>
@@ -651,7 +651,7 @@
           <w:color w:val="C2186F"/>
           <w:sz w:val="22"/>
         </w:rPr>
-        <w:t>Na luachana sonraíochta a léamh</w:t>
+        <w:t>Na sleachta as an tsonraíocht a léamh</w:t>
       </w:r>
     </w:p>
     <w:tbl>
@@ -794,7 +794,7 @@
                 <w:i w:val="0"/>
                 <w:sz w:val="19"/>
               </w:rPr>
-              <w:t xml:space="preserve">  roghnach. Deas a bheith ann, ní theastaíonn sé riamh.</w:t>
+              <w:t xml:space="preserve">  roghnach. Gné inmhianaithe, ní ceanglas riamh é.</w:t>
             </w:r>
           </w:p>
           <w:p>
@@ -839,7 +839,7 @@
                 <w:i w:val="0"/>
                 <w:sz w:val="19"/>
               </w:rPr>
-              <w:t>Deir na míreanna seicliosta “ní mór” fiú nuair nach ndéanann an tsonraíocht ach moladh (ba chóir) nó nuair a liostaíonn sí meicníocht is iarrthóir. Sin cinneadh an údaráis chonarthaigh.</w:t>
+              <w:t>Leagann na míreanna seicliosta gach pointe amach mar cheanglas fiú amháin nuair nach ndéanann an tsonraíocht ach moladh (ba chóir) nó nuair a liostaíonn sí meicníocht is iarrthóir. Sin cinneadh an údaráis chonarthaigh.</w:t>
             </w:r>
           </w:p>
         </w:tc>
@@ -888,7 +888,7 @@
           <w:i w:val="0"/>
           <w:sz w:val="21"/>
         </w:rPr>
-        <w:t>Seacht meicníocht bheaga, sprioc amháin: fanann do chuid sonraí agat féin, agus is féidir le do chórais caint le chéile.</w:t>
+        <w:t>Seacht meicníocht bheaga, sprioc amháin: fanann na sonraí faoi smacht na cathrach agus oibríonn na córais le chéile.</w:t>
       </w:r>
     </w:p>
     <w:p>
@@ -924,7 +924,7 @@
           <w:color w:val="C2186F"/>
           <w:sz w:val="19"/>
         </w:rPr>
-        <w:t xml:space="preserve">An féidir linn ár gcuid sonraí a fháil amach?  </w:t>
+        <w:t xml:space="preserve">An féidir linn ár sonraí a bhaint amach?  </w:t>
       </w:r>
       <w:r>
         <w:rPr>
@@ -1437,7 +1437,7 @@
           <w:color w:val="5A5A6E"/>
           <w:sz w:val="18"/>
         </w:rPr>
-        <w:t>Maidir leis an uimhriú: sonraíonn MIMs Plus 9.0 seacht meicníocht, uimhrithe 0, 1, 2, 3, 6, 7 agus 8. Baineann MIM4 (sonraí pearsanta) agus MIM5 (IS chóir) le leaganacha níos luaithe de chuid OASC agus ní cuid de 9.0 iad. Níl aon rud ar iarraidh ón leabhrán seo.</w:t>
+        <w:t>Maidir leis an uimhriú: sonraíonn MIMs Plus 9.0 seacht meicníocht, uimhrithe 0, 1, 2, 3, 6, 7 agus 8. Baineann MIM4 (sonraí pearsanta) agus MIM5 (IS chothrom) le leaganacha níos luaithe de chuid OASC agus ní cuid de 9.0 iad. Níl aon rud ar iarraidh ón leabhrán seo.</w:t>
       </w:r>
     </w:p>
     <w:p>
@@ -1456,7 +1456,7 @@
           <w:color w:val="003399"/>
           <w:sz w:val="36"/>
         </w:rPr>
-        <w:t>MIM0 · An féidir linn ár gcuid sonraí a fháil amach?</w:t>
+        <w:t>MIM0 · An féidir linn ár sonraí a bhaint amach?</w:t>
       </w:r>
     </w:p>
     <w:p>
@@ -1592,7 +1592,7 @@
           <w:color w:val="5A5A6E"/>
           <w:sz w:val="18"/>
         </w:rPr>
-        <w:t xml:space="preserve">Is féidir le haon fhorbróir ceangal a dhéanamh gan “ceardlann chomhtháthaithe” le pá a íoc as.   </w:t>
+        <w:t xml:space="preserve">Is féidir le haon fhorbróir ceangal a dhéanamh gan “ceardlann chomhtháthaithe” ar tháille.   </w:t>
       </w:r>
       <w:r>
         <w:rPr>
@@ -1686,7 +1686,7 @@
           <w:i w:val="0"/>
           <w:sz w:val="20"/>
         </w:rPr>
-        <w:t>Nuair a bhíonn gá le sonraí beo don chás úsáide, féadfaidh tomhaltóirí liostáil d'athruithe (crúcaí gréasáin, MQTT nó a leithéid) in ionad vótaíochta leanúnaí.</w:t>
+        <w:t>Nuair a bhíonn gá le sonraí beo don chás úsáide, féadfaidh tomhaltóirí liostáil d'athruithe (webhooks, MQTT nó a leithéid) in ionad vótaíochta leanúnaí.</w:t>
       </w:r>
     </w:p>
     <w:p>
@@ -1901,7 +1901,7 @@
                 <w:i w:val="0"/>
                 <w:sz w:val="18"/>
               </w:rPr>
-              <w:t>“Easpórtáil sonraí ar iarraidh tríár bhfoireann tacaíochta.”</w:t>
+              <w:t>“Easpórtáil sonraí arna iarraidh sin trí bhíthin ár bhfoirne tacaíochta.”</w:t>
             </w:r>
           </w:p>
           <w:p>
@@ -1945,7 +1945,7 @@
                 <w:i w:val="0"/>
                 <w:sz w:val="18"/>
               </w:rPr>
-              <w:t>Praghsáil in aghaidh an iarratais ar shonraí na cathrach féin (féach an clásal “Gan aon táillí in aghaidh an tsuíocháin / an iarratais”).</w:t>
+              <w:t>Praghsáil in aghaidh an iarratais ar shonraí na cathrach féin (féach an clásal “Gan táillí ar shonraí féin”).</w:t>
             </w:r>
           </w:p>
         </w:tc>
@@ -2480,7 +2480,7 @@
               <w:br/>
               <w:t>BA CHÓIR do APIanna an chéad stampa ama nuashonraithe eile a bhfuiltear ag súil leis a nochtadh</w:t>
               <w:br/>
-              <w:t>BA CHÓIR do APIanna tacú le leaganú sainráite ar phointí foirceanta</w:t>
+              <w:t>BA CHÓIR do APIanna tacú le leaganú sainráite ar endpoints</w:t>
               <w:br/>
               <w:t>BA CHÓIR do APIanna samplaí de phálastaí nó de cheisteanna tástála a sholáthar</w:t>
               <w:br/>
@@ -2488,7 +2488,7 @@
               <w:br/>
               <w:t>BA CHÓIR do APIanna stádas teorann ráta a chur in iúl trí cheanntásca caighdeánacha HTTP</w:t>
               <w:br/>
-              <w:t>BA CHÓIR do APIanna comhlachtaí struchtúrtha earráide a thabhairt ar ais</w:t>
+              <w:t>BA CHÓIR do APIanna coirp earráide struchtúrtha a thabhairt ar ais</w:t>
               <w:br/>
               <w:t>FÉADFAIDH APIanna tacú le freagraí páirteacha nó le réamh-mheastacháin cheisteanna</w:t>
               <w:br/>
@@ -3073,7 +3073,7 @@
           <w:color w:val="5A5A6E"/>
           <w:sz w:val="18"/>
         </w:rPr>
-        <w:t xml:space="preserve">Seachas sin faigheann na hIDanna bás leis an gconradh.   </w:t>
+        <w:t xml:space="preserve">Seachas sin téann na hIDanna as feidhm leis an gconradh.   </w:t>
       </w:r>
       <w:r>
         <w:rPr>
@@ -3156,7 +3156,7 @@
                 <w:i w:val="0"/>
                 <w:sz w:val="18"/>
               </w:rPr>
-              <w:t>Stopann ranna de chúig chlár contrártha den tsócmhainn chéanna a choinneáil.</w:t>
+              <w:t>Ní bheidh ar ranna cúig chlár chontrártha den tsócmhainn chéanna a choinneáil a thuilleadh.</w:t>
             </w:r>
           </w:p>
           <w:p>
@@ -3666,7 +3666,7 @@
                 <w:i w:val="0"/>
                 <w:sz w:val="16"/>
               </w:rPr>
-              <w:t>Tá bealach ann chun shéimeantaic eintitis a aisghabháil, ag baint úsáide as a aitheantóir uathúil amháin</w:t>
+              <w:t>Tá bealach ann chun séimeantaic eintitis a aisghabháil, ag baint úsáide as a aitheantóir uathúil amháin</w:t>
             </w:r>
           </w:p>
         </w:tc>
@@ -3866,7 +3866,7 @@
                 <w:i w:val="0"/>
                 <w:sz w:val="16"/>
               </w:rPr>
-              <w:t>Tá bealach ann chun séimeantaic bhreise a chur i bhfeidhm ar oineolaíocht atá ann cheana</w:t>
+              <w:t>Tá bealach ann chun séimeantaic bhreise a chur i bhfeidhm ar ointeolaíocht atá ann cheana</w:t>
             </w:r>
           </w:p>
         </w:tc>
@@ -4206,7 +4206,7 @@
           <w:i w:val="0"/>
           <w:sz w:val="20"/>
         </w:rPr>
-        <w:t>Seachadtar síntí mar phróifílí/breiseanna doiciméadaithe ar bharr an tsamhail chaighdeánaigh — riamh mar ghabhal príobháideach modhnaithe.</w:t>
+        <w:t>Seachadtar síntí mar phróifílí/breiseanna doiciméadaithe ar bharr na samhla caighdeánaí — riamh mar fork príobháideach modhnaithe.</w:t>
       </w:r>
     </w:p>
     <w:p>
@@ -4969,7 +4969,7 @@
                 <w:i w:val="0"/>
                 <w:sz w:val="16"/>
               </w:rPr>
-              <w:t>Ba chóir go mbeadh doiciméadú na formáide iompair sonraí leordhóthanach chun go bhféadfaí feidhmchlár nó ateangaire neamhdhílseánach a chruthú atá in ann na sonraí go léir atá stóráilte i bhformáid sonraí den sórt sin a athchruthú.</w:t>
+              <w:t>Ba chóir go mbeadh doiciméadú na formáide iompair sonraí leordhóthanach chun go bhféadfaí feidhmchlár nó léirmhínitheoir neamhdhílseánach a chruthú atá in ann na sonraí go léir atá stóráilte i bhformáid sonraí den sórt sin a athchruthú.</w:t>
             </w:r>
           </w:p>
         </w:tc>
@@ -4985,7 +4985,7 @@
                 <w:color w:val="5A5A6E"/>
                 <w:sz w:val="16"/>
               </w:rPr>
-              <w:t>The documentation of the data transport format should be sufficient to allow the creation of non-proprietary application or interpretor that is able to reconstruct all the data stored in such a data format.</w:t>
+              <w:t>The documentation of the data transport format should be sufficient to allow the creation of non-proprietary application or interpretor [sic] that is able to reconstruct all the data stored in such a data format.</w:t>
             </w:r>
           </w:p>
         </w:tc>
@@ -5317,7 +5317,7 @@
           <w:i w:val="0"/>
           <w:sz w:val="20"/>
         </w:rPr>
-        <w:t>Ní féidir sonraí uile na cathrach a fhoilsiú go simplí: tá cuid acu tráchtála, cuid acu íogair. Baineann MIM3 leis an gcuid eile a roinnt ar aon nós, go sábháilte: catalóg ar féidir le daoine a chuardach, ceadúnais ó theimpléid in ionad téarmaíocht dhlíthiúil shaincheaptha, agus rialacha rialachais ar féidir le gach duine a léamh. Deir an tsonraíocht beagnach gach cuid de MIM3 mar mholadh (féach lch. 3).</w:t>
+        <w:t>Ní féidir sonraí uile na cathrach a fhoilsiú go simplí: tá cuid acu tráchtála, cuid acu íogair. Baineann MIM3 leis an gcuid eile a roinnt ar aon nós, go sábháilte: catalóg ar féidir le daoine a chuardach, ceadúnais ó theimpléid in ionad téacs dlíthiúil saincheaptha, agus rialacha rialachais ar féidir le gach duine a léamh. Leagann an tsonraíocht beagnach gach cuid de MIM3 amach mar mholadh (féach lch. 3).</w:t>
       </w:r>
     </w:p>
     <w:p>
@@ -5362,7 +5362,7 @@
           <w:color w:val="5A5A6E"/>
           <w:sz w:val="18"/>
         </w:rPr>
-        <w:t xml:space="preserve">Sonraí nach féidir le haon duine a aimsiú, ní úsáideann aon duine iad.   </w:t>
+        <w:t xml:space="preserve">Sonraí nach féidir le haon duine a aimsiú, is sonraí iad nach n-úsáideann aon duine.   </w:t>
       </w:r>
       <w:r>
         <w:rPr>
@@ -5402,7 +5402,7 @@
           <w:i w:val="0"/>
           <w:sz w:val="20"/>
         </w:rPr>
-        <w:t>Tagann téarmaí agus ceadúnais d'úsáid sonraí ó theimpléid aitheanta (m.sh. ceadúnais oscailte, gnáth-chomhaontuithe comhroinnte sonraí), ní ó théarmaíocht dhlíthiúil shaincheaptha in aghaidh an tacair sonraí.</w:t>
+        <w:t>Tagann téarmaí agus ceadúnais d'úsáid sonraí ó theimpléid aitheanta (m.sh. ceadúnais oscailte, gnáthchomhaontuithe comhroinnte sonraí), ní ó théacs dlíthiúil saincheaptha in aghaidh an tacair sonraí.</w:t>
       </w:r>
     </w:p>
     <w:p>
@@ -5416,7 +5416,7 @@
           <w:color w:val="5A5A6E"/>
           <w:sz w:val="18"/>
         </w:rPr>
-        <w:t xml:space="preserve">Bíonn comhaontuithe inscálaithe; ní bhíonn dlíodóirí ina mbacainn.   </w:t>
+        <w:t xml:space="preserve">Is féidir comhaontuithe a mhéadú gan ghá le hathbhreithniú dlíthiúil ar gach cás ar leith.   </w:t>
       </w:r>
       <w:r>
         <w:rPr>
@@ -5617,7 +5617,7 @@
                 <w:i w:val="0"/>
                 <w:sz w:val="18"/>
               </w:rPr>
-              <w:t>Maíonn an díoltóir cearta ar shonraí na cathrach (féach an clásal “Úinéireacht sonraí”).</w:t>
+              <w:t>Maíonn an díoltóir cearta ar shonraí na cathrach (féach an clásal “Cearta sna sonraí”).</w:t>
             </w:r>
           </w:p>
           <w:p>
@@ -7223,7 +7223,7 @@
           <w:color w:val="003399"/>
           <w:sz w:val="36"/>
         </w:rPr>
-        <w:t>MIM6 · An bhfuil ár gcuid sonraí sábháilte faoi bhealach agus in úsáid?</w:t>
+        <w:t>MIM6 · An bhfuil ár gcuid sonraí sábháilte?</w:t>
       </w:r>
     </w:p>
     <w:p>
@@ -7305,7 +7305,7 @@
           <w:color w:val="5A5A6E"/>
           <w:sz w:val="18"/>
         </w:rPr>
-        <w:t xml:space="preserve">Bunchoinníoll sláinteachais; tá súil ag NIS2 leis freisin san áit a mbaineann sé leat.   </w:t>
+        <w:t xml:space="preserve">Bunchoinníoll sláinteachais; déantar foráil dó faoi NIS2 freisin san áit a mbaineann sé leat.   </w:t>
       </w:r>
       <w:r>
         <w:rPr>
@@ -7345,7 +7345,7 @@
           <w:i w:val="0"/>
           <w:sz w:val="20"/>
         </w:rPr>
-        <w:t>Úsáideann logáil isteach agus rochtain meaisín caighdeáin oscailte — OAuth 2.0 / OpenID Connect — agus is féidir iad a phlocáil isteach i soláthraí aitheantais reatha na cathrach.</w:t>
+        <w:t>Úsáideann logáil isteach agus rochtain meaisín caighdeáin oscailte — OAuth 2.0 / OpenID Connect — agus is féidir iad a chomhtháthú le soláthraí aitheantais reatha na cathrach.</w:t>
       </w:r>
     </w:p>
     <w:p>
@@ -7359,7 +7359,7 @@
           <w:color w:val="5A5A6E"/>
           <w:sz w:val="18"/>
         </w:rPr>
-        <w:t xml:space="preserve">Cuntas amháin in aghaidh an fhostaí, ní ceann amháin in aghaidh tháirge an díoltóra; cailleann daoine a fhágann rochtain i ngach áit ag an am céanna.   </w:t>
+        <w:t xml:space="preserve">Cuntas amháin in aghaidh an fhostaí, ní ceann amháin in aghaidh tháirge gach díoltóra; cailleann daoine a fhágann rochtain i ngach áit ag an am céanna.   </w:t>
       </w:r>
       <w:r>
         <w:rPr>
@@ -7467,7 +7467,7 @@
           <w:i w:val="0"/>
           <w:sz w:val="20"/>
         </w:rPr>
-        <w:t>Ní mór don soláthraí ailíniú le ISO/IEC 27001:2022 (nó a chomhionann) a léiriú don tseirbhís a oibríonn siad.</w:t>
+        <w:t>Léiríonn an tairgeoir ailíniú le ISO/IEC 27001:2022 (nó a chomhionann) don tseirbhís a oibríonn siad.</w:t>
       </w:r>
     </w:p>
     <w:p>
@@ -7586,7 +7586,7 @@
                 <w:i w:val="0"/>
                 <w:sz w:val="18"/>
               </w:rPr>
-              <w:t>Nuair a théann rud éigin mícheart, insíonn na logaí duit cad é agus cé hé.</w:t>
+              <w:t>I ndiaidh eachtra, taispeánann na logaí cad a tharla agus cé a ghníomhaigh.</w:t>
             </w:r>
           </w:p>
         </w:tc>
@@ -8202,7 +8202,7 @@
                 <w:i w:val="0"/>
                 <w:sz w:val="16"/>
               </w:rPr>
-              <w:t>Prótacal Slándála an Chiseáil Iompair (TLS), Leagan 1.3</w:t>
+              <w:t>Prótacal Slándála an Chisil Iompair (TLS), Leagan 1.3</w:t>
             </w:r>
           </w:p>
         </w:tc>
@@ -8581,7 +8581,7 @@
           <w:i w:val="0"/>
           <w:sz w:val="20"/>
         </w:rPr>
-        <w:t>Nochtar sonraí geospásúla trí chomhéadain bunaithe ar chaighdeáin (OGC API Features, SensorThings; tá WFS inghlactha do chórais leagáide).</w:t>
+        <w:t>Nochtar sonraí geospásúla trí chomhéadain bunaithe ar chaighdeáin (OGC API Features, SensorThings; tá WFS inghlactha do sheanchórais).</w:t>
       </w:r>
     </w:p>
     <w:p>
@@ -8840,7 +8840,7 @@
                 <w:i w:val="0"/>
                 <w:sz w:val="18"/>
               </w:rPr>
-              <w:t>Éiríonn oibleagáidí INSPIRE agus tairsí geo náisiúnta níos éasca, ní níos deacra.</w:t>
+              <w:t>Éiríonn oibleagáidí faoi INSPIRE agus maidir le tairseacha geoshonraí náisiúnta níos éasca, ní níos deacra.</w:t>
             </w:r>
           </w:p>
           <w:p>
@@ -9698,7 +9698,7 @@
           <w:i w:val="0"/>
           <w:sz w:val="20"/>
         </w:rPr>
-        <w:t>Úsáideann aschuir formáidí caighdeánacha (GeoJSON, CityJSON, 3D Tiles, NetCDF…) ar féidir le huirlisí nach gceannaíonn tú ón díoltóir seo iad a thomhailt.</w:t>
+        <w:t>Úsáideann aschuir formáidí caighdeánacha (GeoJSON, CityJSON, 3D Tiles, NetCDF…) ar féidir le huirlisí tríú páirtí iad a léamh.</w:t>
       </w:r>
     </w:p>
     <w:p>
@@ -9752,7 +9752,7 @@
           <w:i w:val="0"/>
           <w:sz w:val="20"/>
         </w:rPr>
-        <w:t>Taifeadann sreafaí oibre bunús: cén leagan sonraí, cén samhail, cad iad na paraiméadair a tháirg toradh.</w:t>
+        <w:t>Taifeadann sreafaí oibre bunús: cén leagan sonraí, cén tsamhail, cad iad na paraiméadair a tháirg toradh.</w:t>
       </w:r>
     </w:p>
     <w:p>
@@ -10510,7 +10510,7 @@
                 <w:i w:val="0"/>
                 <w:sz w:val="16"/>
               </w:rPr>
-              <w:t>Chun go n-úsáidfear sonraí i múnlaí IS, ba chóir bunús agus iontaoibh a ráthú. I gcásanna áirithe, ní mór foinse údarásach, amhail gníomhaireacht rialtais, a liostú.</w:t>
+              <w:t>Chun go n-úsáidfear sonraí i samhlacha IS, ba chóir bunús agus iontaoibh a ráthú. I gcásanna áirithe, ní mór foinse údarásach, amhail gníomhaireacht rialtais, a liostú.</w:t>
             </w:r>
           </w:p>
         </w:tc>
@@ -11494,7 +11494,7 @@
           <w:color w:val="003399"/>
           <w:sz w:val="21"/>
         </w:rPr>
-        <w:t>X.3  Gan táillí in aghaidh an tsuíocháin / an iarratais</w:t>
+        <w:t>X.3  Gan táillí ar shonraí féin</w:t>
       </w:r>
     </w:p>
     <w:p>
@@ -11507,7 +11507,7 @@
           <w:i w:val="0"/>
           <w:sz w:val="20"/>
         </w:rPr>
-        <w:t>Gan táillí ar an gcathair as rochtain a fháil ar a sonraí féin.</w:t>
+        <w:t>Ní íocann an t-údarás conarthach aon táille as rochtain ar a shonraí féin, ná in aghaidh an úsáideora ná in aghaidh an iarratais.</w:t>
       </w:r>
     </w:p>
     <w:p>
@@ -11615,7 +11615,7 @@
           <w:i w:val="0"/>
           <w:sz w:val="20"/>
         </w:rPr>
-        <w:t>Ainmníonn an tairiscint na caighdeáin thuas; ní mór do mhaíomh “comhoiriúnach le” an comhéadan agus an leagan cruinn a lua. Glacann gach tagairt do chaighdeán nó do shonraíocht theicniúil le réiteach coibhéiseach; cruthaíonn an tairgeoir an choibhéis.</w:t>
+        <w:t>Ainmníonn an tairiscint caighdeáin shonracha; ní mór do mhaíomh “comhoiriúnach le” an comhéadan agus an leagan cruinn a lua. Glacann gach tagairt do chaighdeán nó do shonraíocht theicniúil le réiteach coibhéiseach; cruthaíonn an tairgeoir an choibhéis.</w:t>
       </w:r>
     </w:p>
     <w:p>
@@ -11683,7 +11683,7 @@
           <w:i w:val="0"/>
           <w:sz w:val="20"/>
         </w:rPr>
-        <w:t>Leathanaigh mharcáilte: MIM0, MIM1, MIM2, MIM6 agus MIM7 (téann na sonraí ar léarscáil). Ó MIM3 mír 3.1 amháin (foilsítear sonraí cháilíocht an aeir mar shonraí oscailte, mar sin baineann sé le catalóg); ní MIM8: ní cúpla digiteach é seo.</w:t>
+        <w:t>Leathanaigh mharcáilte: MIM0, MIM1, MIM2, MIM6 agus MIM7 (téann na sonraí ar léarscáil). Ó MIM3 mír 3.1 amháin (foilsítear sonraí cháilíocht an aeir mar shonraí oscailte, mar sin baineann sé le catalóg); ní bhaineann MIM8 leis: ní cúpla digiteach é an córas.</w:t>
       </w:r>
     </w:p>
     <w:p>
@@ -11955,7 +11955,7 @@
                 <w:i w:val="0"/>
                 <w:sz w:val="18"/>
               </w:rPr>
-              <w:t>Clásal scoir, Úinéireacht sonraí, Gan aon táillí in aghaidh an tsuíocháin / an iarratais, Cobhsaíocht agus leaganú API; an tábla comhlíonta comhlánaithe mar iarscríbhinn</w:t>
+              <w:t>Clásal scoir, Cearta sna sonraí, Gan táillí ar shonraí féin, Cobhsaíocht agus leaganú API; an tábla comhlíonta comhlánaithe mar iarscríbhinn</w:t>
             </w:r>
           </w:p>
         </w:tc>
@@ -12112,7 +12112,7 @@
           <w:i w:val="0"/>
           <w:sz w:val="19"/>
         </w:rPr>
-        <w:t>4.3.23 Líonann an tairgeoir an tábla comhlíonta (iarscríbhinn a ghabhann leis na doiciméid soláthair) agus tugann sé an fhianaise do gach mír riachtanach. Léiríonn an tairgeoir pointí 4.3.1 go 4.3.21 le glao beo API le linn mheastóireacht na dtairiscintí; déanann an t-údarás conarthach iad a thástáil arís ag am an ghlactha. Is cúis é gan iad a chomhlíonadh le diúltú do ghlacadh.</w:t>
+        <w:t>4.3.23 Líonann an tairgeoir an tábla comhlíonta (iarscríbhinn a ghabhann leis na doiciméid soláthair) agus tugann sé an fhianaise do gach mír riachtanach. Le linn mheastóireacht na dtairiscintí léiríonn an tairgeoir pointí 4.3.1 go 4.3.21 (mar shampla le glao beo API); tairiscint a theipeann ar phointe riachtanach ní chomhlíonann sí na ceanglais maidir le hábhar an chonartha. Déanann an t-údarás conarthach na pointí a thástáil arís ag am an ghlactha; is foras é teip ag an tráth sin chun diúltú don ghlacadh.</w:t>
       </w:r>
     </w:p>
     <w:p>
@@ -12454,7 +12454,7 @@
                 <w:i w:val="0"/>
                 <w:sz w:val="17"/>
               </w:rPr>
-              <w:t>seachadann GeoPackage, gnáthchaighdeán OGC, in ionad GeoJSON; mínítear an choibhéis sa tairiscint, lch. 15</w:t>
+              <w:t>seachadann GeoPackage, caighdeán oscailte OGC, in ionad GeoJSON; mínítear an choibhéis sa tairiscint, lch. 15</w:t>
             </w:r>
           </w:p>
         </w:tc>
@@ -12486,7 +12486,7 @@
           <w:color w:val="5A5A6E"/>
           <w:sz w:val="18"/>
         </w:rPr>
-        <w:t>Is é N gealltanas don todhchaí: ní fhíoraíonn an coiste ach an méid is féidir leis an tairgeoir a thaispeáint.</w:t>
+        <w:t>Áirítear gealltanas maidir le feidhmiúlacht sa todhchaí mar N: ní fhíoraíonn an coiste ach an méid is féidir leis an tairgeoir a thaispeáint. I gcás míre riachtanaí, ciallaíonn N nach gcomhlíonann an tairiscint na ceanglais maidir le hábhar an chonartha.</w:t>
       </w:r>
     </w:p>
     <w:p>
@@ -12743,7 +12743,7 @@
                 <w:color w:val="FFFFFF"/>
                 <w:sz w:val="17"/>
               </w:rPr>
-              <w:t>MIM0 · An féidir linn ár gcuid sonraí a fháil amach?</w:t>
+              <w:t>MIM0 · An féidir linn ár sonraí a bhaint amach?</w:t>
             </w:r>
           </w:p>
         </w:tc>
@@ -14135,7 +14135,7 @@
                 <w:color w:val="FFFFFF"/>
                 <w:sz w:val="17"/>
               </w:rPr>
-              <w:t>MIM6 · An bhfuil ár gcuid sonraí sábháilte faoi bhealach agus in úsáid?</w:t>
+              <w:t>MIM6 · An bhfuil ár gcuid sonraí sábháilte?</w:t>
             </w:r>
           </w:p>
         </w:tc>
@@ -15843,7 +15843,7 @@
           <w:i w:val="0"/>
           <w:sz w:val="20"/>
         </w:rPr>
-        <w:t>Riail theicniúil a fhéadfaidh aon duine a léamh agus a chur i bhfeidhm gan íoc as ná cead a iarraidh.</w:t>
+        <w:t>Riail theicniúil a fhéadfaidh aon duine a léamh agus a chur i bhfeidhm saor in aisce agus gan cead speisialta.</w:t>
       </w:r>
     </w:p>
     <w:p>
@@ -15931,7 +15931,7 @@
           <w:i w:val="0"/>
           <w:sz w:val="20"/>
         </w:rPr>
-        <w:t>Nuair a chosnaíonn sé an oiread sin soláthraí a fhágáil — i sonraí, i bhformáidí nó i dtáillí — nach féidir leat é a dhéanamh go praiticiúil.</w:t>
+        <w:t>Staid ina bhfágann costas sonraí, formáidí nó táillí go bhfuil athrú soláthraí beagnach dodhéanta go praiticiúil.</w:t>
       </w:r>
     </w:p>
     <w:p>
@@ -15953,7 +15953,7 @@
           <w:i w:val="0"/>
           <w:sz w:val="20"/>
         </w:rPr>
-        <w:t>Dhá bhealach do chóras athrú a thuairisciú é féin: glaonn crúca gréasáin ar do sheoladh, seachadann MQTT teachtaireachtaí do rannpháirtithe.</w:t>
+        <w:t>Dhá bhealach do chóras athrú a thuairisciú é féin: glaonn crúca gréasáin ar do sheoladh, seachadann MQTT teachtaireachtaí do shuibscríobhaithe.</w:t>
       </w:r>
     </w:p>
     <w:p>
@@ -16124,7 +16124,7 @@
           <w:color w:val="5A5A6E"/>
           <w:sz w:val="17"/>
         </w:rPr>
-        <w:t>v9.0.6 · 2026-09-18</w:t>
+        <w:t>v9.0.7 · 2026-09-19</w:t>
       </w:r>
     </w:p>
     <w:sectPr>
@@ -16152,7 +16152,7 @@
         <w:color w:val="5A5A6E"/>
         <w:sz w:val="16"/>
       </w:rPr>
-      <w:t xml:space="preserve">Seicliosta Soláthair a úsáideann na Meicníochtaí Idir-inoibritheachta Íosta (MIMs) · MIMs Plus 9.0 · v9.0.6 · 2026-09-18  ·  </w:t>
+      <w:t xml:space="preserve">Seicliosta Soláthair bunaithe ar na Meicníochtaí Idir-inoibritheachta Íosta (MIMs) · MIMs Plus 9.0 · v9.0.7 · 2026-09-19  ·  </w:t>
     </w:r>
     <w:fldSimple w:instr="PAGE"/>
   </w:p>
